--- a/docs/questions/qs-arithmeticonnumericalfractions.docx
+++ b/docs/questions/qs-arithmeticonnumericalfractions.docx
@@ -67,10 +67,41 @@
           <w:i/>
           <w:iCs/>
         </w:rPr>
-        <w:t xml:space="preserve">.</w:t>
-      </w:r>
-    </w:p>
-    <w:bookmarkStart w:id="21" w:name="q1"/>
+        <w:t xml:space="preserve">. You may also find</w:t>
+      </w:r>
+      <w:r>
+        <w:rPr>
+          <w:i/>
+          <w:iCs/>
+        </w:rPr>
+        <w:t xml:space="preserve"> </w:t>
+      </w:r>
+      <w:hyperlink r:id="rId21">
+        <w:r>
+          <w:rPr>
+            <w:rStyle w:val="Hyperlink"/>
+            <w:i/>
+            <w:iCs/>
+          </w:rPr>
+          <w:t xml:space="preserve">Calculator: Highest common factor, lowest common multiple</w:t>
+        </w:r>
+      </w:hyperlink>
+      <w:r>
+        <w:rPr>
+          <w:i/>
+          <w:iCs/>
+        </w:rPr>
+        <w:t xml:space="preserve"> </w:t>
+      </w:r>
+      <w:r>
+        <w:rPr>
+          <w:i/>
+          <w:iCs/>
+        </w:rPr>
+        <w:t xml:space="preserve">useful.</w:t>
+      </w:r>
+    </w:p>
+    <w:bookmarkStart w:id="22" w:name="q1"/>
     <w:p>
       <w:pPr>
         <w:pStyle w:val="Heading2"/>
@@ -873,8 +904,8 @@
         </m:r>
       </m:oMath>
     </w:p>
-    <w:bookmarkEnd w:id="21"/>
-    <w:bookmarkStart w:id="22" w:name="q2"/>
+    <w:bookmarkEnd w:id="22"/>
+    <w:bookmarkStart w:id="23" w:name="q2"/>
     <w:p>
       <w:pPr>
         <w:pStyle w:val="Heading2"/>
@@ -1382,6 +1413,495 @@
           </m:rPr>
           <m:t>⋅</m:t>
         </m:r>
+        <m:d>
+          <m:dPr>
+            <m:begChr m:val="("/>
+            <m:sepChr m:val=""/>
+            <m:endChr m:val=")"/>
+            <m:grow/>
+          </m:dPr>
+          <m:e>
+            <m:r>
+              <m:rPr>
+                <m:sty m:val="p"/>
+              </m:rPr>
+              <m:t>−</m:t>
+            </m:r>
+            <m:f>
+              <m:fPr>
+                <m:type m:val="bar"/>
+              </m:fPr>
+              <m:num>
+                <m:r>
+                  <m:t>15</m:t>
+                </m:r>
+              </m:num>
+              <m:den>
+                <m:r>
+                  <m:t>16</m:t>
+                </m:r>
+              </m:den>
+            </m:f>
+          </m:e>
+        </m:d>
+      </m:oMath>
+    </w:p>
+    <w:p>
+      <w:pPr>
+        <w:pStyle w:val="BodyText"/>
+      </w:pPr>
+      <w:r>
+        <w:t xml:space="preserve">2.11.</w:t>
+      </w:r>
+      <w:r>
+        <w:t xml:space="preserve"> </w:t>
+      </w:r>
+      <m:oMath>
+        <m:r>
+          <m:t> </m:t>
+        </m:r>
+        <m:f>
+          <m:fPr>
+            <m:type m:val="bar"/>
+          </m:fPr>
+          <m:num>
+            <m:r>
+              <m:t>12</m:t>
+            </m:r>
+          </m:num>
+          <m:den>
+            <m:r>
+              <m:t>13</m:t>
+            </m:r>
+          </m:den>
+        </m:f>
+        <m:r>
+          <m:rPr>
+            <m:sty m:val="p"/>
+          </m:rPr>
+          <m:t>⋅</m:t>
+        </m:r>
+        <m:f>
+          <m:fPr>
+            <m:type m:val="bar"/>
+          </m:fPr>
+          <m:num>
+            <m:r>
+              <m:t>1</m:t>
+            </m:r>
+          </m:num>
+          <m:den>
+            <m:r>
+              <m:t>6</m:t>
+            </m:r>
+          </m:den>
+        </m:f>
+      </m:oMath>
+    </w:p>
+    <w:p>
+      <w:pPr>
+        <w:pStyle w:val="BodyText"/>
+      </w:pPr>
+      <w:r>
+        <w:t xml:space="preserve">2.12.</w:t>
+      </w:r>
+      <w:r>
+        <w:t xml:space="preserve"> </w:t>
+      </w:r>
+      <m:oMath>
+        <m:r>
+          <m:t> </m:t>
+        </m:r>
+        <m:d>
+          <m:dPr>
+            <m:begChr m:val="("/>
+            <m:sepChr m:val=""/>
+            <m:endChr m:val=")"/>
+            <m:grow/>
+          </m:dPr>
+          <m:e>
+            <m:r>
+              <m:rPr>
+                <m:sty m:val="p"/>
+              </m:rPr>
+              <m:t>−</m:t>
+            </m:r>
+            <m:f>
+              <m:fPr>
+                <m:type m:val="bar"/>
+              </m:fPr>
+              <m:num>
+                <m:r>
+                  <m:t>9</m:t>
+                </m:r>
+              </m:num>
+              <m:den>
+                <m:r>
+                  <m:t>10</m:t>
+                </m:r>
+              </m:den>
+            </m:f>
+          </m:e>
+        </m:d>
+        <m:r>
+          <m:rPr>
+            <m:sty m:val="p"/>
+          </m:rPr>
+          <m:t>⋅</m:t>
+        </m:r>
+        <m:d>
+          <m:dPr>
+            <m:begChr m:val="("/>
+            <m:sepChr m:val=""/>
+            <m:endChr m:val=")"/>
+            <m:grow/>
+          </m:dPr>
+          <m:e>
+            <m:r>
+              <m:rPr>
+                <m:sty m:val="p"/>
+              </m:rPr>
+              <m:t>−</m:t>
+            </m:r>
+            <m:f>
+              <m:fPr>
+                <m:type m:val="bar"/>
+              </m:fPr>
+              <m:num>
+                <m:r>
+                  <m:t>5</m:t>
+                </m:r>
+              </m:num>
+              <m:den>
+                <m:r>
+                  <m:t>12</m:t>
+                </m:r>
+              </m:den>
+            </m:f>
+          </m:e>
+        </m:d>
+      </m:oMath>
+    </w:p>
+    <w:bookmarkEnd w:id="23"/>
+    <w:bookmarkStart w:id="24" w:name="q3"/>
+    <w:p>
+      <w:pPr>
+        <w:pStyle w:val="Heading2"/>
+      </w:pPr>
+      <w:r>
+        <w:t xml:space="preserve">Q3</w:t>
+      </w:r>
+    </w:p>
+    <w:p>
+      <w:pPr>
+        <w:pStyle w:val="FirstParagraph"/>
+      </w:pPr>
+      <w:r>
+        <w:t xml:space="preserve">Calculate the following divisions. Write your answer in its simplest form.</w:t>
+      </w:r>
+    </w:p>
+    <w:p>
+      <w:pPr>
+        <w:pStyle w:val="BodyText"/>
+      </w:pPr>
+      <w:r>
+        <w:t xml:space="preserve">3.1.</w:t>
+      </w:r>
+      <w:r>
+        <w:t xml:space="preserve"> </w:t>
+      </w:r>
+      <m:oMath>
+        <m:r>
+          <m:t> </m:t>
+        </m:r>
+        <m:f>
+          <m:fPr>
+            <m:type m:val="bar"/>
+          </m:fPr>
+          <m:num>
+            <m:r>
+              <m:t>1</m:t>
+            </m:r>
+          </m:num>
+          <m:den>
+            <m:r>
+              <m:t>3</m:t>
+            </m:r>
+          </m:den>
+        </m:f>
+        <m:r>
+          <m:rPr>
+            <m:sty m:val="p"/>
+          </m:rPr>
+          <m:t>÷</m:t>
+        </m:r>
+        <m:f>
+          <m:fPr>
+            <m:type m:val="bar"/>
+          </m:fPr>
+          <m:num>
+            <m:r>
+              <m:t>1</m:t>
+            </m:r>
+          </m:num>
+          <m:den>
+            <m:r>
+              <m:t>6</m:t>
+            </m:r>
+          </m:den>
+        </m:f>
+      </m:oMath>
+    </w:p>
+    <w:p>
+      <w:pPr>
+        <w:pStyle w:val="BodyText"/>
+      </w:pPr>
+      <w:r>
+        <w:t xml:space="preserve">3.2.</w:t>
+      </w:r>
+      <w:r>
+        <w:t xml:space="preserve"> </w:t>
+      </w:r>
+      <m:oMath>
+        <m:r>
+          <m:t> </m:t>
+        </m:r>
+        <m:f>
+          <m:fPr>
+            <m:type m:val="bar"/>
+          </m:fPr>
+          <m:num>
+            <m:r>
+              <m:t>2</m:t>
+            </m:r>
+          </m:num>
+          <m:den>
+            <m:r>
+              <m:t>5</m:t>
+            </m:r>
+          </m:den>
+        </m:f>
+        <m:r>
+          <m:rPr>
+            <m:sty m:val="p"/>
+          </m:rPr>
+          <m:t>÷</m:t>
+        </m:r>
+        <m:f>
+          <m:fPr>
+            <m:type m:val="bar"/>
+          </m:fPr>
+          <m:num>
+            <m:r>
+              <m:t>3</m:t>
+            </m:r>
+          </m:num>
+          <m:den>
+            <m:r>
+              <m:t>4</m:t>
+            </m:r>
+          </m:den>
+        </m:f>
+      </m:oMath>
+    </w:p>
+    <w:p>
+      <w:pPr>
+        <w:pStyle w:val="BodyText"/>
+      </w:pPr>
+      <w:r>
+        <w:t xml:space="preserve">3.3.</w:t>
+      </w:r>
+      <w:r>
+        <w:t xml:space="preserve"> </w:t>
+      </w:r>
+      <m:oMath>
+        <m:r>
+          <m:t> </m:t>
+        </m:r>
+        <m:f>
+          <m:fPr>
+            <m:type m:val="bar"/>
+          </m:fPr>
+          <m:num>
+            <m:r>
+              <m:t>3</m:t>
+            </m:r>
+          </m:num>
+          <m:den>
+            <m:r>
+              <m:t>8</m:t>
+            </m:r>
+          </m:den>
+        </m:f>
+        <m:r>
+          <m:rPr>
+            <m:sty m:val="p"/>
+          </m:rPr>
+          <m:t>÷</m:t>
+        </m:r>
+        <m:r>
+          <m:t>2</m:t>
+        </m:r>
+      </m:oMath>
+    </w:p>
+    <w:p>
+      <w:pPr>
+        <w:pStyle w:val="BodyText"/>
+      </w:pPr>
+      <w:r>
+        <w:t xml:space="preserve">3.4.</w:t>
+      </w:r>
+      <w:r>
+        <w:t xml:space="preserve"> </w:t>
+      </w:r>
+      <m:oMath>
+        <m:r>
+          <m:t> </m:t>
+        </m:r>
+        <m:f>
+          <m:fPr>
+            <m:type m:val="bar"/>
+          </m:fPr>
+          <m:num>
+            <m:r>
+              <m:t>4</m:t>
+            </m:r>
+          </m:num>
+          <m:den>
+            <m:r>
+              <m:t>9</m:t>
+            </m:r>
+          </m:den>
+        </m:f>
+        <m:r>
+          <m:rPr>
+            <m:sty m:val="p"/>
+          </m:rPr>
+          <m:t>÷</m:t>
+        </m:r>
+        <m:f>
+          <m:fPr>
+            <m:type m:val="bar"/>
+          </m:fPr>
+          <m:num>
+            <m:r>
+              <m:t>8</m:t>
+            </m:r>
+          </m:num>
+          <m:den>
+            <m:r>
+              <m:t>3</m:t>
+            </m:r>
+          </m:den>
+        </m:f>
+      </m:oMath>
+    </w:p>
+    <w:p>
+      <w:pPr>
+        <w:pStyle w:val="BodyText"/>
+      </w:pPr>
+      <w:r>
+        <w:t xml:space="preserve">3.5.</w:t>
+      </w:r>
+      <w:r>
+        <w:t xml:space="preserve"> </w:t>
+      </w:r>
+      <m:oMath>
+        <m:r>
+          <m:t> </m:t>
+        </m:r>
+        <m:r>
+          <m:t>5</m:t>
+        </m:r>
+        <m:r>
+          <m:rPr>
+            <m:sty m:val="p"/>
+          </m:rPr>
+          <m:t>÷</m:t>
+        </m:r>
+        <m:f>
+          <m:fPr>
+            <m:type m:val="bar"/>
+          </m:fPr>
+          <m:num>
+            <m:r>
+              <m:t>1</m:t>
+            </m:r>
+          </m:num>
+          <m:den>
+            <m:r>
+              <m:t>4</m:t>
+            </m:r>
+          </m:den>
+        </m:f>
+      </m:oMath>
+    </w:p>
+    <w:p>
+      <w:pPr>
+        <w:pStyle w:val="BodyText"/>
+      </w:pPr>
+      <w:r>
+        <w:t xml:space="preserve">3.6.</w:t>
+      </w:r>
+      <w:r>
+        <w:t xml:space="preserve"> </w:t>
+      </w:r>
+      <m:oMath>
+        <m:r>
+          <m:t> </m:t>
+        </m:r>
+        <m:f>
+          <m:fPr>
+            <m:type m:val="bar"/>
+          </m:fPr>
+          <m:num>
+            <m:r>
+              <m:t>5</m:t>
+            </m:r>
+          </m:num>
+          <m:den>
+            <m:r>
+              <m:t>7</m:t>
+            </m:r>
+          </m:den>
+        </m:f>
+        <m:r>
+          <m:rPr>
+            <m:sty m:val="p"/>
+          </m:rPr>
+          <m:t>÷</m:t>
+        </m:r>
+        <m:f>
+          <m:fPr>
+            <m:type m:val="bar"/>
+          </m:fPr>
+          <m:num>
+            <m:r>
+              <m:t>10</m:t>
+            </m:r>
+          </m:num>
+          <m:den>
+            <m:r>
+              <m:t>21</m:t>
+            </m:r>
+          </m:den>
+        </m:f>
+      </m:oMath>
+    </w:p>
+    <w:p>
+      <w:pPr>
+        <w:pStyle w:val="BodyText"/>
+      </w:pPr>
+      <w:r>
+        <w:t xml:space="preserve">3.7.</w:t>
+      </w:r>
+      <w:r>
+        <w:t xml:space="preserve"> </w:t>
+      </w:r>
+      <m:oMath>
+        <m:r>
+          <m:t> </m:t>
+        </m:r>
         <m:r>
           <m:rPr>
             <m:sty m:val="p"/>
@@ -1394,12 +1914,33 @@
           </m:fPr>
           <m:num>
             <m:r>
-              <m:t>15</m:t>
-            </m:r>
-          </m:num>
-          <m:den>
-            <m:r>
-              <m:t>16</m:t>
+              <m:t>1</m:t>
+            </m:r>
+          </m:num>
+          <m:den>
+            <m:r>
+              <m:t>2</m:t>
+            </m:r>
+          </m:den>
+        </m:f>
+        <m:r>
+          <m:rPr>
+            <m:sty m:val="p"/>
+          </m:rPr>
+          <m:t>÷</m:t>
+        </m:r>
+        <m:f>
+          <m:fPr>
+            <m:type m:val="bar"/>
+          </m:fPr>
+          <m:num>
+            <m:r>
+              <m:t>3</m:t>
+            </m:r>
+          </m:num>
+          <m:den>
+            <m:r>
+              <m:t>5</m:t>
             </m:r>
           </m:den>
         </m:f>
@@ -1410,7 +1951,7 @@
         <w:pStyle w:val="BodyText"/>
       </w:pPr>
       <w:r>
-        <w:t xml:space="preserve">2.11.</w:t>
+        <w:t xml:space="preserve">3.8.</w:t>
       </w:r>
       <w:r>
         <w:t xml:space="preserve"> </w:t>
@@ -1425,33 +1966,199 @@
           </m:fPr>
           <m:num>
             <m:r>
+              <m:t>6</m:t>
+            </m:r>
+          </m:num>
+          <m:den>
+            <m:r>
+              <m:t>11</m:t>
+            </m:r>
+          </m:den>
+        </m:f>
+        <m:r>
+          <m:rPr>
+            <m:sty m:val="p"/>
+          </m:rPr>
+          <m:t>÷</m:t>
+        </m:r>
+        <m:r>
+          <m:t>3</m:t>
+        </m:r>
+      </m:oMath>
+    </w:p>
+    <w:p>
+      <w:pPr>
+        <w:pStyle w:val="BodyText"/>
+      </w:pPr>
+      <w:r>
+        <w:t xml:space="preserve">3.9.</w:t>
+      </w:r>
+      <w:r>
+        <w:t xml:space="preserve"> </w:t>
+      </w:r>
+      <m:oMath>
+        <m:r>
+          <m:t> </m:t>
+        </m:r>
+        <m:f>
+          <m:fPr>
+            <m:type m:val="bar"/>
+          </m:fPr>
+          <m:num>
+            <m:r>
+              <m:t>7</m:t>
+            </m:r>
+          </m:num>
+          <m:den>
+            <m:r>
+              <m:t>10</m:t>
+            </m:r>
+          </m:den>
+        </m:f>
+        <m:r>
+          <m:rPr>
+            <m:sty m:val="p"/>
+          </m:rPr>
+          <m:t>÷</m:t>
+        </m:r>
+        <m:d>
+          <m:dPr>
+            <m:begChr m:val="("/>
+            <m:sepChr m:val=""/>
+            <m:endChr m:val=")"/>
+            <m:grow/>
+          </m:dPr>
+          <m:e>
+            <m:r>
+              <m:rPr>
+                <m:sty m:val="p"/>
+              </m:rPr>
+              <m:t>−</m:t>
+            </m:r>
+            <m:f>
+              <m:fPr>
+                <m:type m:val="bar"/>
+              </m:fPr>
+              <m:num>
+                <m:r>
+                  <m:t>14</m:t>
+                </m:r>
+              </m:num>
+              <m:den>
+                <m:r>
+                  <m:t>15</m:t>
+                </m:r>
+              </m:den>
+            </m:f>
+          </m:e>
+        </m:d>
+      </m:oMath>
+    </w:p>
+    <w:p>
+      <w:pPr>
+        <w:pStyle w:val="BodyText"/>
+      </w:pPr>
+      <w:r>
+        <w:t xml:space="preserve">3.10.</w:t>
+      </w:r>
+      <w:r>
+        <w:t xml:space="preserve"> </w:t>
+      </w:r>
+      <m:oMath>
+        <m:r>
+          <m:t> </m:t>
+        </m:r>
+        <m:r>
+          <m:rPr>
+            <m:sty m:val="p"/>
+          </m:rPr>
+          <m:t>−</m:t>
+        </m:r>
+        <m:f>
+          <m:fPr>
+            <m:type m:val="bar"/>
+          </m:fPr>
+          <m:num>
+            <m:r>
+              <m:t>8</m:t>
+            </m:r>
+          </m:num>
+          <m:den>
+            <m:r>
+              <m:t>9</m:t>
+            </m:r>
+          </m:den>
+        </m:f>
+        <m:r>
+          <m:rPr>
+            <m:sty m:val="p"/>
+          </m:rPr>
+          <m:t>÷</m:t>
+        </m:r>
+        <m:f>
+          <m:fPr>
+            <m:type m:val="bar"/>
+          </m:fPr>
+          <m:num>
+            <m:r>
+              <m:t>2</m:t>
+            </m:r>
+          </m:num>
+          <m:den>
+            <m:r>
+              <m:t>3</m:t>
+            </m:r>
+          </m:den>
+        </m:f>
+      </m:oMath>
+    </w:p>
+    <w:p>
+      <w:pPr>
+        <w:pStyle w:val="BodyText"/>
+      </w:pPr>
+      <w:r>
+        <w:t xml:space="preserve">3.11.</w:t>
+      </w:r>
+      <w:r>
+        <w:t xml:space="preserve"> </w:t>
+      </w:r>
+      <m:oMath>
+        <m:r>
+          <m:t> </m:t>
+        </m:r>
+        <m:f>
+          <m:fPr>
+            <m:type m:val="bar"/>
+          </m:fPr>
+          <m:num>
+            <m:r>
+              <m:t>11</m:t>
+            </m:r>
+          </m:num>
+          <m:den>
+            <m:r>
               <m:t>12</m:t>
             </m:r>
-          </m:num>
-          <m:den>
-            <m:r>
-              <m:t>13</m:t>
-            </m:r>
-          </m:den>
-        </m:f>
-        <m:r>
-          <m:rPr>
-            <m:sty m:val="p"/>
-          </m:rPr>
-          <m:t>⋅</m:t>
-        </m:r>
-        <m:f>
-          <m:fPr>
-            <m:type m:val="bar"/>
-          </m:fPr>
-          <m:num>
-            <m:r>
-              <m:t>1</m:t>
-            </m:r>
-          </m:num>
-          <m:den>
-            <m:r>
-              <m:t>6</m:t>
+          </m:den>
+        </m:f>
+        <m:r>
+          <m:rPr>
+            <m:sty m:val="p"/>
+          </m:rPr>
+          <m:t>÷</m:t>
+        </m:r>
+        <m:f>
+          <m:fPr>
+            <m:type m:val="bar"/>
+          </m:fPr>
+          <m:num>
+            <m:r>
+              <m:t>22</m:t>
+            </m:r>
+          </m:num>
+          <m:den>
+            <m:r>
+              <m:t>9</m:t>
             </m:r>
           </m:den>
         </m:f>
@@ -1462,7 +2169,7 @@
         <w:pStyle w:val="BodyText"/>
       </w:pPr>
       <w:r>
-        <w:t xml:space="preserve">2.12.</w:t>
+        <w:t xml:space="preserve">3.12.</w:t>
       </w:r>
       <w:r>
         <w:t xml:space="preserve"> </w:t>
@@ -1471,682 +2178,66 @@
         <m:r>
           <m:t> </m:t>
         </m:r>
-        <m:r>
-          <m:rPr>
-            <m:sty m:val="p"/>
-          </m:rPr>
-          <m:t>−</m:t>
-        </m:r>
-        <m:f>
-          <m:fPr>
-            <m:type m:val="bar"/>
-          </m:fPr>
-          <m:num>
-            <m:r>
-              <m:t>9</m:t>
-            </m:r>
-          </m:num>
-          <m:den>
-            <m:r>
-              <m:t>10</m:t>
-            </m:r>
-          </m:den>
-        </m:f>
-        <m:r>
-          <m:rPr>
-            <m:sty m:val="p"/>
-          </m:rPr>
-          <m:t>⋅</m:t>
-        </m:r>
-        <m:r>
-          <m:rPr>
-            <m:sty m:val="p"/>
-          </m:rPr>
-          <m:t>−</m:t>
-        </m:r>
-        <m:f>
-          <m:fPr>
-            <m:type m:val="bar"/>
-          </m:fPr>
-          <m:num>
-            <m:r>
-              <m:t>5</m:t>
-            </m:r>
-          </m:num>
-          <m:den>
-            <m:r>
-              <m:t>12</m:t>
-            </m:r>
-          </m:den>
-        </m:f>
+        <m:d>
+          <m:dPr>
+            <m:begChr m:val="("/>
+            <m:sepChr m:val=""/>
+            <m:endChr m:val=")"/>
+            <m:grow/>
+          </m:dPr>
+          <m:e>
+            <m:r>
+              <m:rPr>
+                <m:sty m:val="p"/>
+              </m:rPr>
+              <m:t>−</m:t>
+            </m:r>
+            <m:f>
+              <m:fPr>
+                <m:type m:val="bar"/>
+              </m:fPr>
+              <m:num>
+                <m:r>
+                  <m:t>4</m:t>
+                </m:r>
+              </m:num>
+              <m:den>
+                <m:r>
+                  <m:t>7</m:t>
+                </m:r>
+              </m:den>
+            </m:f>
+          </m:e>
+        </m:d>
+        <m:r>
+          <m:rPr>
+            <m:sty m:val="p"/>
+          </m:rPr>
+          <m:t>÷</m:t>
+        </m:r>
+        <m:d>
+          <m:dPr>
+            <m:begChr m:val="("/>
+            <m:sepChr m:val=""/>
+            <m:endChr m:val=")"/>
+            <m:grow/>
+          </m:dPr>
+          <m:e>
+            <m:r>
+              <m:rPr>
+                <m:sty m:val="p"/>
+              </m:rPr>
+              <m:t>−</m:t>
+            </m:r>
+            <m:r>
+              <m:t>8</m:t>
+            </m:r>
+          </m:e>
+        </m:d>
       </m:oMath>
     </w:p>
-    <w:bookmarkEnd w:id="22"/>
-    <w:bookmarkStart w:id="23" w:name="q3"/>
-    <w:p>
-      <w:pPr>
-        <w:pStyle w:val="Heading2"/>
-      </w:pPr>
-      <w:r>
-        <w:t xml:space="preserve">Q3</w:t>
-      </w:r>
-    </w:p>
-    <w:p>
-      <w:pPr>
-        <w:pStyle w:val="FirstParagraph"/>
-      </w:pPr>
-      <w:r>
-        <w:t xml:space="preserve">Calculate the following divisions. Write your answer in its simplest form.</w:t>
-      </w:r>
-    </w:p>
-    <w:p>
-      <w:pPr>
-        <w:pStyle w:val="BodyText"/>
-      </w:pPr>
-      <w:r>
-        <w:t xml:space="preserve">3.1.</w:t>
-      </w:r>
-      <w:r>
-        <w:t xml:space="preserve"> </w:t>
-      </w:r>
-      <m:oMath>
-        <m:r>
-          <m:t> </m:t>
-        </m:r>
-        <m:f>
-          <m:fPr>
-            <m:type m:val="bar"/>
-          </m:fPr>
-          <m:num>
-            <m:r>
-              <m:t>1</m:t>
-            </m:r>
-          </m:num>
-          <m:den>
-            <m:r>
-              <m:t>3</m:t>
-            </m:r>
-          </m:den>
-        </m:f>
-        <m:r>
-          <m:rPr>
-            <m:sty m:val="p"/>
-          </m:rPr>
-          <m:t>÷</m:t>
-        </m:r>
-        <m:f>
-          <m:fPr>
-            <m:type m:val="bar"/>
-          </m:fPr>
-          <m:num>
-            <m:r>
-              <m:t>1</m:t>
-            </m:r>
-          </m:num>
-          <m:den>
-            <m:r>
-              <m:t>6</m:t>
-            </m:r>
-          </m:den>
-        </m:f>
-      </m:oMath>
-    </w:p>
-    <w:p>
-      <w:pPr>
-        <w:pStyle w:val="BodyText"/>
-      </w:pPr>
-      <w:r>
-        <w:t xml:space="preserve">3.2.</w:t>
-      </w:r>
-      <w:r>
-        <w:t xml:space="preserve"> </w:t>
-      </w:r>
-      <m:oMath>
-        <m:r>
-          <m:t> </m:t>
-        </m:r>
-        <m:f>
-          <m:fPr>
-            <m:type m:val="bar"/>
-          </m:fPr>
-          <m:num>
-            <m:r>
-              <m:t>2</m:t>
-            </m:r>
-          </m:num>
-          <m:den>
-            <m:r>
-              <m:t>5</m:t>
-            </m:r>
-          </m:den>
-        </m:f>
-        <m:r>
-          <m:rPr>
-            <m:sty m:val="p"/>
-          </m:rPr>
-          <m:t>÷</m:t>
-        </m:r>
-        <m:f>
-          <m:fPr>
-            <m:type m:val="bar"/>
-          </m:fPr>
-          <m:num>
-            <m:r>
-              <m:t>3</m:t>
-            </m:r>
-          </m:num>
-          <m:den>
-            <m:r>
-              <m:t>4</m:t>
-            </m:r>
-          </m:den>
-        </m:f>
-      </m:oMath>
-    </w:p>
-    <w:p>
-      <w:pPr>
-        <w:pStyle w:val="BodyText"/>
-      </w:pPr>
-      <w:r>
-        <w:t xml:space="preserve">3.3.</w:t>
-      </w:r>
-      <w:r>
-        <w:t xml:space="preserve"> </w:t>
-      </w:r>
-      <m:oMath>
-        <m:r>
-          <m:t> </m:t>
-        </m:r>
-        <m:f>
-          <m:fPr>
-            <m:type m:val="bar"/>
-          </m:fPr>
-          <m:num>
-            <m:r>
-              <m:t>3</m:t>
-            </m:r>
-          </m:num>
-          <m:den>
-            <m:r>
-              <m:t>8</m:t>
-            </m:r>
-          </m:den>
-        </m:f>
-        <m:r>
-          <m:rPr>
-            <m:sty m:val="p"/>
-          </m:rPr>
-          <m:t>÷</m:t>
-        </m:r>
-        <m:r>
-          <m:t>2</m:t>
-        </m:r>
-      </m:oMath>
-    </w:p>
-    <w:p>
-      <w:pPr>
-        <w:pStyle w:val="BodyText"/>
-      </w:pPr>
-      <w:r>
-        <w:t xml:space="preserve">3.4.</w:t>
-      </w:r>
-      <w:r>
-        <w:t xml:space="preserve"> </w:t>
-      </w:r>
-      <m:oMath>
-        <m:r>
-          <m:t> </m:t>
-        </m:r>
-        <m:f>
-          <m:fPr>
-            <m:type m:val="bar"/>
-          </m:fPr>
-          <m:num>
-            <m:r>
-              <m:t>4</m:t>
-            </m:r>
-          </m:num>
-          <m:den>
-            <m:r>
-              <m:t>9</m:t>
-            </m:r>
-          </m:den>
-        </m:f>
-        <m:r>
-          <m:rPr>
-            <m:sty m:val="p"/>
-          </m:rPr>
-          <m:t>÷</m:t>
-        </m:r>
-        <m:f>
-          <m:fPr>
-            <m:type m:val="bar"/>
-          </m:fPr>
-          <m:num>
-            <m:r>
-              <m:t>8</m:t>
-            </m:r>
-          </m:num>
-          <m:den>
-            <m:r>
-              <m:t>3</m:t>
-            </m:r>
-          </m:den>
-        </m:f>
-      </m:oMath>
-    </w:p>
-    <w:p>
-      <w:pPr>
-        <w:pStyle w:val="BodyText"/>
-      </w:pPr>
-      <w:r>
-        <w:t xml:space="preserve">3.5.</w:t>
-      </w:r>
-      <w:r>
-        <w:t xml:space="preserve"> </w:t>
-      </w:r>
-      <m:oMath>
-        <m:r>
-          <m:t> </m:t>
-        </m:r>
-        <m:r>
-          <m:t>5</m:t>
-        </m:r>
-        <m:r>
-          <m:rPr>
-            <m:sty m:val="p"/>
-          </m:rPr>
-          <m:t>÷</m:t>
-        </m:r>
-        <m:f>
-          <m:fPr>
-            <m:type m:val="bar"/>
-          </m:fPr>
-          <m:num>
-            <m:r>
-              <m:t>1</m:t>
-            </m:r>
-          </m:num>
-          <m:den>
-            <m:r>
-              <m:t>4</m:t>
-            </m:r>
-          </m:den>
-        </m:f>
-      </m:oMath>
-    </w:p>
-    <w:p>
-      <w:pPr>
-        <w:pStyle w:val="BodyText"/>
-      </w:pPr>
-      <w:r>
-        <w:t xml:space="preserve">3.6.</w:t>
-      </w:r>
-      <w:r>
-        <w:t xml:space="preserve"> </w:t>
-      </w:r>
-      <m:oMath>
-        <m:r>
-          <m:t> </m:t>
-        </m:r>
-        <m:f>
-          <m:fPr>
-            <m:type m:val="bar"/>
-          </m:fPr>
-          <m:num>
-            <m:r>
-              <m:t>5</m:t>
-            </m:r>
-          </m:num>
-          <m:den>
-            <m:r>
-              <m:t>7</m:t>
-            </m:r>
-          </m:den>
-        </m:f>
-        <m:r>
-          <m:rPr>
-            <m:sty m:val="p"/>
-          </m:rPr>
-          <m:t>÷</m:t>
-        </m:r>
-        <m:f>
-          <m:fPr>
-            <m:type m:val="bar"/>
-          </m:fPr>
-          <m:num>
-            <m:r>
-              <m:t>10</m:t>
-            </m:r>
-          </m:num>
-          <m:den>
-            <m:r>
-              <m:t>21</m:t>
-            </m:r>
-          </m:den>
-        </m:f>
-      </m:oMath>
-    </w:p>
-    <w:p>
-      <w:pPr>
-        <w:pStyle w:val="BodyText"/>
-      </w:pPr>
-      <w:r>
-        <w:t xml:space="preserve">3.7.</w:t>
-      </w:r>
-      <w:r>
-        <w:t xml:space="preserve"> </w:t>
-      </w:r>
-      <m:oMath>
-        <m:r>
-          <m:t> </m:t>
-        </m:r>
-        <m:r>
-          <m:rPr>
-            <m:sty m:val="p"/>
-          </m:rPr>
-          <m:t>−</m:t>
-        </m:r>
-        <m:f>
-          <m:fPr>
-            <m:type m:val="bar"/>
-          </m:fPr>
-          <m:num>
-            <m:r>
-              <m:t>1</m:t>
-            </m:r>
-          </m:num>
-          <m:den>
-            <m:r>
-              <m:t>2</m:t>
-            </m:r>
-          </m:den>
-        </m:f>
-        <m:r>
-          <m:rPr>
-            <m:sty m:val="p"/>
-          </m:rPr>
-          <m:t>÷</m:t>
-        </m:r>
-        <m:f>
-          <m:fPr>
-            <m:type m:val="bar"/>
-          </m:fPr>
-          <m:num>
-            <m:r>
-              <m:t>3</m:t>
-            </m:r>
-          </m:num>
-          <m:den>
-            <m:r>
-              <m:t>5</m:t>
-            </m:r>
-          </m:den>
-        </m:f>
-      </m:oMath>
-    </w:p>
-    <w:p>
-      <w:pPr>
-        <w:pStyle w:val="BodyText"/>
-      </w:pPr>
-      <w:r>
-        <w:t xml:space="preserve">3.8.</w:t>
-      </w:r>
-      <w:r>
-        <w:t xml:space="preserve"> </w:t>
-      </w:r>
-      <m:oMath>
-        <m:r>
-          <m:t> </m:t>
-        </m:r>
-        <m:f>
-          <m:fPr>
-            <m:type m:val="bar"/>
-          </m:fPr>
-          <m:num>
-            <m:r>
-              <m:t>6</m:t>
-            </m:r>
-          </m:num>
-          <m:den>
-            <m:r>
-              <m:t>11</m:t>
-            </m:r>
-          </m:den>
-        </m:f>
-        <m:r>
-          <m:rPr>
-            <m:sty m:val="p"/>
-          </m:rPr>
-          <m:t>÷</m:t>
-        </m:r>
-        <m:r>
-          <m:t>3</m:t>
-        </m:r>
-      </m:oMath>
-    </w:p>
-    <w:p>
-      <w:pPr>
-        <w:pStyle w:val="BodyText"/>
-      </w:pPr>
-      <w:r>
-        <w:t xml:space="preserve">3.9.</w:t>
-      </w:r>
-      <w:r>
-        <w:t xml:space="preserve"> </w:t>
-      </w:r>
-      <m:oMath>
-        <m:r>
-          <m:t> </m:t>
-        </m:r>
-        <m:f>
-          <m:fPr>
-            <m:type m:val="bar"/>
-          </m:fPr>
-          <m:num>
-            <m:r>
-              <m:t>7</m:t>
-            </m:r>
-          </m:num>
-          <m:den>
-            <m:r>
-              <m:t>10</m:t>
-            </m:r>
-          </m:den>
-        </m:f>
-        <m:r>
-          <m:rPr>
-            <m:sty m:val="p"/>
-          </m:rPr>
-          <m:t>÷</m:t>
-        </m:r>
-        <m:r>
-          <m:rPr>
-            <m:sty m:val="p"/>
-          </m:rPr>
-          <m:t>−</m:t>
-        </m:r>
-        <m:f>
-          <m:fPr>
-            <m:type m:val="bar"/>
-          </m:fPr>
-          <m:num>
-            <m:r>
-              <m:t>14</m:t>
-            </m:r>
-          </m:num>
-          <m:den>
-            <m:r>
-              <m:t>15</m:t>
-            </m:r>
-          </m:den>
-        </m:f>
-      </m:oMath>
-    </w:p>
-    <w:p>
-      <w:pPr>
-        <w:pStyle w:val="BodyText"/>
-      </w:pPr>
-      <w:r>
-        <w:t xml:space="preserve">3.10.</w:t>
-      </w:r>
-      <w:r>
-        <w:t xml:space="preserve"> </w:t>
-      </w:r>
-      <m:oMath>
-        <m:r>
-          <m:t> </m:t>
-        </m:r>
-        <m:r>
-          <m:rPr>
-            <m:sty m:val="p"/>
-          </m:rPr>
-          <m:t>−</m:t>
-        </m:r>
-        <m:f>
-          <m:fPr>
-            <m:type m:val="bar"/>
-          </m:fPr>
-          <m:num>
-            <m:r>
-              <m:t>8</m:t>
-            </m:r>
-          </m:num>
-          <m:den>
-            <m:r>
-              <m:t>9</m:t>
-            </m:r>
-          </m:den>
-        </m:f>
-        <m:r>
-          <m:rPr>
-            <m:sty m:val="p"/>
-          </m:rPr>
-          <m:t>÷</m:t>
-        </m:r>
-        <m:f>
-          <m:fPr>
-            <m:type m:val="bar"/>
-          </m:fPr>
-          <m:num>
-            <m:r>
-              <m:t>2</m:t>
-            </m:r>
-          </m:num>
-          <m:den>
-            <m:r>
-              <m:t>3</m:t>
-            </m:r>
-          </m:den>
-        </m:f>
-      </m:oMath>
-    </w:p>
-    <w:p>
-      <w:pPr>
-        <w:pStyle w:val="BodyText"/>
-      </w:pPr>
-      <w:r>
-        <w:t xml:space="preserve">3.11.</w:t>
-      </w:r>
-      <w:r>
-        <w:t xml:space="preserve"> </w:t>
-      </w:r>
-      <m:oMath>
-        <m:r>
-          <m:t> </m:t>
-        </m:r>
-        <m:f>
-          <m:fPr>
-            <m:type m:val="bar"/>
-          </m:fPr>
-          <m:num>
-            <m:r>
-              <m:t>11</m:t>
-            </m:r>
-          </m:num>
-          <m:den>
-            <m:r>
-              <m:t>12</m:t>
-            </m:r>
-          </m:den>
-        </m:f>
-        <m:r>
-          <m:rPr>
-            <m:sty m:val="p"/>
-          </m:rPr>
-          <m:t>÷</m:t>
-        </m:r>
-        <m:f>
-          <m:fPr>
-            <m:type m:val="bar"/>
-          </m:fPr>
-          <m:num>
-            <m:r>
-              <m:t>22</m:t>
-            </m:r>
-          </m:num>
-          <m:den>
-            <m:r>
-              <m:t>9</m:t>
-            </m:r>
-          </m:den>
-        </m:f>
-      </m:oMath>
-    </w:p>
-    <w:p>
-      <w:pPr>
-        <w:pStyle w:val="BodyText"/>
-      </w:pPr>
-      <w:r>
-        <w:t xml:space="preserve">3.12.</w:t>
-      </w:r>
-      <w:r>
-        <w:t xml:space="preserve"> </w:t>
-      </w:r>
-      <m:oMath>
-        <m:r>
-          <m:t> </m:t>
-        </m:r>
-        <m:r>
-          <m:rPr>
-            <m:sty m:val="p"/>
-          </m:rPr>
-          <m:t>−</m:t>
-        </m:r>
-        <m:f>
-          <m:fPr>
-            <m:type m:val="bar"/>
-          </m:fPr>
-          <m:num>
-            <m:r>
-              <m:t>4</m:t>
-            </m:r>
-          </m:num>
-          <m:den>
-            <m:r>
-              <m:t>7</m:t>
-            </m:r>
-          </m:den>
-        </m:f>
-        <m:r>
-          <m:rPr>
-            <m:sty m:val="p"/>
-          </m:rPr>
-          <m:t>÷</m:t>
-        </m:r>
-        <m:r>
-          <m:rPr>
-            <m:sty m:val="p"/>
-          </m:rPr>
-          <m:t>−</m:t>
-        </m:r>
-        <m:r>
-          <m:t>8</m:t>
-        </m:r>
-      </m:oMath>
-    </w:p>
-    <w:bookmarkEnd w:id="23"/>
-    <w:bookmarkStart w:id="25" w:name="q4"/>
+    <w:bookmarkEnd w:id="24"/>
+    <w:bookmarkStart w:id="26" w:name="q4"/>
     <w:p>
       <w:pPr>
         <w:pStyle w:val="Heading2"/>
@@ -2897,7 +2988,7 @@
       <w:pPr>
         <w:pStyle w:val="FirstParagraph"/>
       </w:pPr>
-      <w:hyperlink r:id="rId24">
+      <w:hyperlink r:id="rId25">
         <w:r>
           <w:rPr>
             <w:rStyle w:val="Hyperlink"/>
@@ -2913,8 +3004,8 @@
         </w:pict>
       </w:r>
     </w:p>
-    <w:bookmarkEnd w:id="25"/>
-    <w:bookmarkStart w:id="27" w:name="version-history-and-licensing"/>
+    <w:bookmarkEnd w:id="26"/>
+    <w:bookmarkStart w:id="28" w:name="version-history-and-licensing"/>
     <w:p>
       <w:pPr>
         <w:pStyle w:val="Heading2"/>
@@ -2935,7 +3026,7 @@
       <w:pPr>
         <w:pStyle w:val="BodyText"/>
       </w:pPr>
-      <w:hyperlink r:id="rId26">
+      <w:hyperlink r:id="rId27">
         <w:r>
           <w:rPr>
             <w:rStyle w:val="Hyperlink"/>
@@ -2944,7 +3035,7 @@
         </w:r>
       </w:hyperlink>
     </w:p>
-    <w:bookmarkEnd w:id="27"/>
+    <w:bookmarkEnd w:id="28"/>
     <w:sectPr>
       <w:pgSz w:h="15840" w:w="12240"/>
       <w:pgMar w:bottom="1440" w:footer="720" w:gutter="0" w:header="720" w:left="1440" w:right="1440" w:top="1440"/>

--- a/docs/questions/qs-arithmeticonnumericalfractions.docx
+++ b/docs/questions/qs-arithmeticonnumericalfractions.docx
@@ -52,7 +52,7 @@
         </w:rPr>
         <w:t xml:space="preserve"> </w:t>
       </w:r>
-      <w:hyperlink r:id="rId20">
+      <w:hyperlink r:id="rId9">
         <w:r>
           <w:rPr>
             <w:rStyle w:val="Hyperlink"/>
@@ -76,7 +76,7 @@
         </w:rPr>
         <w:t xml:space="preserve"> </w:t>
       </w:r>
-      <w:hyperlink r:id="rId21">
+      <w:hyperlink r:id="rId10">
         <w:r>
           <w:rPr>
             <w:rStyle w:val="Hyperlink"/>
@@ -101,7 +101,7 @@
         <w:t xml:space="preserve">useful.</w:t>
       </w:r>
     </w:p>
-    <w:bookmarkStart w:id="22" w:name="q1"/>
+    <w:bookmarkStart w:id="11" w:name="q1"/>
     <w:p>
       <w:pPr>
         <w:pStyle w:val="Heading2"/>
@@ -904,8 +904,8 @@
         </m:r>
       </m:oMath>
     </w:p>
-    <w:bookmarkEnd w:id="22"/>
-    <w:bookmarkStart w:id="23" w:name="q2"/>
+    <w:bookmarkEnd w:id="11"/>
+    <w:bookmarkStart w:id="12" w:name="q2"/>
     <w:p>
       <w:pPr>
         <w:pStyle w:val="Heading2"/>
@@ -1582,8 +1582,8 @@
         </m:d>
       </m:oMath>
     </w:p>
-    <w:bookmarkEnd w:id="23"/>
-    <w:bookmarkStart w:id="24" w:name="q3"/>
+    <w:bookmarkEnd w:id="12"/>
+    <w:bookmarkStart w:id="13" w:name="q3"/>
     <w:p>
       <w:pPr>
         <w:pStyle w:val="Heading2"/>
@@ -2215,29 +2215,31 @@
           </m:rPr>
           <m:t>÷</m:t>
         </m:r>
-        <m:d>
-          <m:dPr>
-            <m:begChr m:val="("/>
-            <m:sepChr m:val=""/>
-            <m:endChr m:val=")"/>
-            <m:grow/>
-          </m:dPr>
-          <m:e>
-            <m:r>
-              <m:rPr>
-                <m:sty m:val="p"/>
-              </m:rPr>
-              <m:t>−</m:t>
-            </m:r>
-            <m:r>
-              <m:t>8</m:t>
-            </m:r>
-          </m:e>
-        </m:d>
+        <m:r>
+          <m:rPr>
+            <m:sty m:val="p"/>
+          </m:rPr>
+          <m:t>(</m:t>
+        </m:r>
+        <m:r>
+          <m:rPr>
+            <m:sty m:val="p"/>
+          </m:rPr>
+          <m:t>−</m:t>
+        </m:r>
+        <m:r>
+          <m:t>8</m:t>
+        </m:r>
+        <m:r>
+          <m:rPr>
+            <m:sty m:val="p"/>
+          </m:rPr>
+          <m:t>)</m:t>
+        </m:r>
       </m:oMath>
     </w:p>
-    <w:bookmarkEnd w:id="24"/>
-    <w:bookmarkStart w:id="26" w:name="q4"/>
+    <w:bookmarkEnd w:id="13"/>
+    <w:bookmarkStart w:id="15" w:name="q4"/>
     <w:p>
       <w:pPr>
         <w:pStyle w:val="Heading2"/>
@@ -2988,7 +2990,7 @@
       <w:pPr>
         <w:pStyle w:val="FirstParagraph"/>
       </w:pPr>
-      <w:hyperlink r:id="rId25">
+      <w:hyperlink r:id="rId14">
         <w:r>
           <w:rPr>
             <w:rStyle w:val="Hyperlink"/>
@@ -3004,8 +3006,8 @@
         </w:pict>
       </w:r>
     </w:p>
-    <w:bookmarkEnd w:id="26"/>
-    <w:bookmarkStart w:id="28" w:name="version-history-and-licensing"/>
+    <w:bookmarkEnd w:id="15"/>
+    <w:bookmarkStart w:id="17" w:name="version-history-and-licensing"/>
     <w:p>
       <w:pPr>
         <w:pStyle w:val="Heading2"/>
@@ -3026,7 +3028,7 @@
       <w:pPr>
         <w:pStyle w:val="BodyText"/>
       </w:pPr>
-      <w:hyperlink r:id="rId27">
+      <w:hyperlink r:id="rId16">
         <w:r>
           <w:rPr>
             <w:rStyle w:val="Hyperlink"/>
@@ -3035,7 +3037,7 @@
         </w:r>
       </w:hyperlink>
     </w:p>
-    <w:bookmarkEnd w:id="28"/>
+    <w:bookmarkEnd w:id="17"/>
     <w:sectPr>
       <w:pgSz w:h="15840" w:w="12240"/>
       <w:pgMar w:bottom="1440" w:footer="720" w:gutter="0" w:header="720" w:left="1440" w:right="1440" w:top="1440"/>
